--- a/docs/levis/deliverables/Levis_Functional_Document.docx
+++ b/docs/levis/deliverables/Levis_Functional_Document.docx
@@ -10057,7 +10057,79 @@
               <w:jc w:val="left"/>
             </w:pPr>
             <w:r>
-              <w:t xml:space="preserve">Per</w:t>
+              <w:t xml:space="preserve">Per kategori:</w:t>
+            </w:r>
+            <w:r>
+              <w:t xml:space="preserve"> </w:t>
+            </w:r>
+            <w:r>
+              <w:rPr>
+                <w:rStyle w:val="VerbatimChar"/>
+              </w:rPr>
+              <w:t xml:space="preserve">2103109121</w:t>
+            </w:r>
+            <w:r>
+              <w:t xml:space="preserve"> </w:t>
+            </w:r>
+            <w:r>
+              <w:t xml:space="preserve">textile ·</w:t>
+            </w:r>
+            <w:r>
+              <w:t xml:space="preserve"> </w:t>
+            </w:r>
+            <w:r>
+              <w:rPr>
+                <w:rStyle w:val="VerbatimChar"/>
+              </w:rPr>
+              <w:t xml:space="preserve">…122</w:t>
+            </w:r>
+            <w:r>
+              <w:t xml:space="preserve"> </w:t>
+            </w:r>
+            <w:r>
+              <w:t xml:space="preserve">footwear ·</w:t>
+            </w:r>
+            <w:r>
+              <w:t xml:space="preserve"> </w:t>
+            </w:r>
+            <w:r>
+              <w:rPr>
+                <w:rStyle w:val="VerbatimChar"/>
+              </w:rPr>
+              <w:t xml:space="preserve">…123</w:t>
+            </w:r>
+            <w:r>
+              <w:t xml:space="preserve"> </w:t>
+            </w:r>
+            <w:r>
+              <w:t xml:space="preserve">accessories ·</w:t>
+            </w:r>
+            <w:r>
+              <w:t xml:space="preserve"> </w:t>
+            </w:r>
+            <w:r>
+              <w:rPr>
+                <w:rStyle w:val="VerbatimChar"/>
+              </w:rPr>
+              <w:t xml:space="preserve">…124</w:t>
+            </w:r>
+            <w:r>
+              <w:t xml:space="preserve"> </w:t>
+            </w:r>
+            <w:r>
+              <w:t xml:space="preserve">miscellaneous</w:t>
+            </w:r>
+          </w:p>
+        </w:tc>
+        <w:tc>
+          <w:tcPr/>
+          <w:p>
+            <w:pPr>
+              <w:pStyle w:val="Compact"/>
+              <w:jc w:val="left"/>
+            </w:pPr>
+            <w:r>
+              <w:t xml:space="preserve">Diturunkan dari</w:t>
             </w:r>
             <w:r>
               <w:t xml:space="preserve"> </w:t>
@@ -10067,16 +10139,13 @@
                 <w:bCs/>
                 <w:b/>
               </w:rPr>
-              <w:t xml:space="preserve">Kategori Produk</w:t>
-            </w:r>
-            <w:r>
-              <w:t xml:space="preserve"> </w:t>
-            </w:r>
-            <w:r>
-              <w:t xml:space="preserve">— field</w:t>
-            </w:r>
-            <w:r>
-              <w:t xml:space="preserve"> </w:t>
+              <w:t xml:space="preserve">akun valuasi</w:t>
+            </w:r>
+            <w:r>
+              <w:t xml:space="preserve"> </w:t>
+            </w:r>
+            <w:r>
+              <w:t xml:space="preserve">kategori (</w:t>
             </w:r>
             <w:r>
               <w:rPr>
@@ -10085,20 +10154,11 @@
               </w:rPr>
               <w:t xml:space="preserve">Stock Variation Account</w:t>
             </w:r>
-          </w:p>
-        </w:tc>
-        <w:tc>
-          <w:tcPr/>
-          <w:p>
-            <w:pPr>
-              <w:pStyle w:val="Compact"/>
-              <w:jc w:val="left"/>
-            </w:pPr>
-            <w:r>
-              <w:rPr>
-                <w:rStyle w:val="VerbatimChar"/>
-              </w:rPr>
-              <w:t xml:space="preserve">Inventory ▸ Configuration ▸ Product Categories</w:t>
+            <w:r>
+              <w:t xml:space="preserve"> </w:t>
+            </w:r>
+            <w:r>
+              <w:t xml:space="preserve">pada akun, bukan pada kategori)</w:t>
             </w:r>
           </w:p>
         </w:tc>
@@ -11596,7 +11656,7 @@
           <w:bCs/>
           <w:b/>
         </w:rPr>
-        <w:t xml:space="preserve">PENTING — Konfigurasi wajib — belum terisi</w:t>
+        <w:t xml:space="preserve">CATATAN — Sudah dikonfigurasi</w:t>
       </w:r>
     </w:p>
     <w:p>
@@ -11616,13 +11676,47 @@
         <w:t xml:space="preserve">custom_levis_localization.scrap_loss_account_code</w:t>
       </w:r>
       <w:r>
-        <w:t xml:space="preserve">.</w:t>
-      </w:r>
-      <w:r>
-        <w:t xml:space="preserve"> </w:t>
-      </w:r>
-      <w:r>
-        <w:t xml:space="preserve">Saat ini parameter tersebut</w:t>
+        <w:t xml:space="preserve">,</w:t>
+      </w:r>
+      <w:r>
+        <w:t xml:space="preserve"> </w:t>
+      </w:r>
+      <w:r>
+        <w:t xml:space="preserve">yang kini terisi</w:t>
+      </w:r>
+      <w:r>
+        <w:t xml:space="preserve"> </w:t>
+      </w:r>
+      <w:r>
+        <w:rPr>
+          <w:rStyle w:val="VerbatimChar"/>
+        </w:rPr>
+        <w:t xml:space="preserve">7218000001</w:t>
+      </w:r>
+      <w:r>
+        <w:t xml:space="preserve"> </w:t>
+      </w:r>
+      <w:r>
+        <w:t xml:space="preserve">—</w:t>
+      </w:r>
+      <w:r>
+        <w:t xml:space="preserve"> </w:t>
+      </w:r>
+      <w:r>
+        <w:rPr>
+          <w:iCs/>
+          <w:i/>
+        </w:rPr>
+        <w:t xml:space="preserve">Inventory write-off</w:t>
+      </w:r>
+      <w:r>
+        <w:t xml:space="preserve">. Scrap Batch sudah dapat divalidasi</w:t>
+      </w:r>
+      <w:r>
+        <w:t xml:space="preserve"> </w:t>
+      </w:r>
+      <w:r>
+        <w:t xml:space="preserve">dan jurnalnya terbentuk:</w:t>
       </w:r>
       <w:r>
         <w:t xml:space="preserve"> </w:t>
@@ -11632,29 +11726,10 @@
           <w:bCs/>
           <w:b/>
         </w:rPr>
-        <w:t xml:space="preserve">masih kosong</w:t>
-      </w:r>
-      <w:r>
-        <w:t xml:space="preserve">, sehingga</w:t>
-      </w:r>
-      <w:r>
-        <w:t xml:space="preserve"> </w:t>
-      </w:r>
-      <w:r>
-        <w:rPr>
-          <w:bCs/>
-          <w:b/>
-        </w:rPr>
-        <w:t xml:space="preserve">validasi Scrap Batch akan gagal</w:t>
+        <w:t xml:space="preserve">Dr 7218000001 / Cr akun persediaan kategori terkait</w:t>
       </w:r>
       <w:r>
         <w:t xml:space="preserve">.</w:t>
-      </w:r>
-      <w:r>
-        <w:t xml:space="preserve"> </w:t>
-      </w:r>
-      <w:r>
-        <w:t xml:space="preserve">Lihat Bab 9, item #2.</w:t>
       </w:r>
     </w:p>
     <w:bookmarkEnd w:id="80"/>
@@ -11933,17 +12008,31 @@
               <w:jc w:val="left"/>
             </w:pPr>
             <w:r>
-              <w:rPr>
-                <w:bCs/>
-                <w:b/>
-              </w:rPr>
-              <w:t xml:space="preserve">⚠ Belum memiliki akun Akumulasi Depresiasi</w:t>
-            </w:r>
-            <w:r>
-              <w:t xml:space="preserve"> </w:t>
-            </w:r>
-            <w:r>
-              <w:t xml:space="preserve">— posting depresiasi akan gagal. Lihat Bab 9, item #4.</w:t>
+              <w:t xml:space="preserve">✅ Akumulasi depresiasi</w:t>
+            </w:r>
+            <w:r>
+              <w:t xml:space="preserve"> </w:t>
+            </w:r>
+            <w:r>
+              <w:rPr>
+                <w:rStyle w:val="VerbatimChar"/>
+              </w:rPr>
+              <w:t xml:space="preserve">1205202000</w:t>
+            </w:r>
+            <w:r>
+              <w:t xml:space="preserve">, beban</w:t>
+            </w:r>
+            <w:r>
+              <w:t xml:space="preserve"> </w:t>
+            </w:r>
+            <w:r>
+              <w:rPr>
+                <w:rStyle w:val="VerbatimChar"/>
+              </w:rPr>
+              <w:t xml:space="preserve">7204102000</w:t>
+            </w:r>
+            <w:r>
+              <w:t xml:space="preserve">.</w:t>
             </w:r>
           </w:p>
         </w:tc>
@@ -17477,35 +17566,32 @@
                 <w:bCs/>
                 <w:b/>
               </w:rPr>
-              <w:t xml:space="preserve">(kosong)</w:t>
-            </w:r>
-          </w:p>
-        </w:tc>
-        <w:tc>
-          <w:tcPr/>
-          <w:p>
-            <w:pPr>
-              <w:pStyle w:val="Compact"/>
-              <w:jc w:val="left"/>
-            </w:pPr>
-            <w:r>
-              <w:t xml:space="preserve">⚠</w:t>
-            </w:r>
-            <w:r>
-              <w:t xml:space="preserve"> </w:t>
-            </w:r>
-            <w:r>
-              <w:rPr>
-                <w:bCs/>
-                <w:b/>
-              </w:rPr>
-              <w:t xml:space="preserve">Belum diisi</w:t>
-            </w:r>
-            <w:r>
-              <w:t xml:space="preserve"> </w:t>
-            </w:r>
-            <w:r>
-              <w:t xml:space="preserve">— validasi Scrap Batch akan gagal. Lihat Bab 9.</w:t>
+              <w:t xml:space="preserve">7218000001</w:t>
+            </w:r>
+          </w:p>
+        </w:tc>
+        <w:tc>
+          <w:tcPr/>
+          <w:p>
+            <w:pPr>
+              <w:pStyle w:val="Compact"/>
+              <w:jc w:val="left"/>
+            </w:pPr>
+            <w:r>
+              <w:t xml:space="preserve">✅ Terisi — akun</w:t>
+            </w:r>
+            <w:r>
+              <w:t xml:space="preserve"> </w:t>
+            </w:r>
+            <w:r>
+              <w:rPr>
+                <w:iCs/>
+                <w:i/>
+              </w:rPr>
+              <w:t xml:space="preserve">Inventory write-off</w:t>
+            </w:r>
+            <w:r>
+              <w:t xml:space="preserve">. Scrap Batch dapat divalidasi.</w:t>
             </w:r>
           </w:p>
         </w:tc>
@@ -18652,19 +18738,64 @@
                 <w:bCs/>
                 <w:b/>
               </w:rPr>
-              <w:t xml:space="preserve">Aktif</w:t>
-            </w:r>
-          </w:p>
-        </w:tc>
-        <w:tc>
-          <w:tcPr/>
-          <w:p>
-            <w:pPr>
-              <w:pStyle w:val="Compact"/>
-              <w:jc w:val="left"/>
-            </w:pPr>
-            <w:r>
-              <w:t xml:space="preserve">Memposting baris depresiasi yang jatuh tempo.</w:t>
+              <w:t xml:space="preserve">Nonaktif</w:t>
+            </w:r>
+          </w:p>
+        </w:tc>
+        <w:tc>
+          <w:tcPr/>
+          <w:p>
+            <w:pPr>
+              <w:pStyle w:val="Compact"/>
+              <w:jc w:val="left"/>
+            </w:pPr>
+            <w:r>
+              <w:t xml:space="preserve">⚠ Depresiasi</w:t>
+            </w:r>
+            <w:r>
+              <w:t xml:space="preserve"> </w:t>
+            </w:r>
+            <w:r>
+              <w:rPr>
+                <w:bCs/>
+                <w:b/>
+              </w:rPr>
+              <w:t xml:space="preserve">tidak</w:t>
+            </w:r>
+            <w:r>
+              <w:t xml:space="preserve"> </w:t>
+            </w:r>
+            <w:r>
+              <w:t xml:space="preserve">berjalan otomatis. Sekali diaktifkan, cron ini langsung memposting</w:t>
+            </w:r>
+            <w:r>
+              <w:t xml:space="preserve"> </w:t>
+            </w:r>
+            <w:r>
+              <w:rPr>
+                <w:bCs/>
+                <w:b/>
+              </w:rPr>
+              <w:t xml:space="preserve">seluruh</w:t>
+            </w:r>
+            <w:r>
+              <w:t xml:space="preserve"> </w:t>
+            </w:r>
+            <w:r>
+              <w:t xml:space="preserve">baris yang sudah jatuh tempo — sebaiknya Finance posting manual dulu lewat</w:t>
+            </w:r>
+            <w:r>
+              <w:t xml:space="preserve"> </w:t>
+            </w:r>
+            <w:r>
+              <w:rPr>
+                <w:bCs/>
+                <w:b/>
+              </w:rPr>
+              <w:t xml:space="preserve">Post Depreciation</w:t>
+            </w:r>
+            <w:r>
+              <w:t xml:space="preserve">.</w:t>
             </w:r>
           </w:p>
         </w:tc>
@@ -18876,13 +19007,13 @@
     </w:tbl>
     <w:bookmarkEnd w:id="122"/>
     <w:bookmarkEnd w:id="123"/>
-    <w:bookmarkStart w:id="124" w:name="konfigurasi-wajib-yang-belum-selesai"/>
+    <w:bookmarkStart w:id="125" w:name="status-konfigurasi"/>
     <w:p>
       <w:pPr>
         <w:pStyle w:val="Heading1"/>
       </w:pPr>
       <w:r>
-        <w:t xml:space="preserve">9. Konfigurasi Wajib yang Belum Selesai</w:t>
+        <w:t xml:space="preserve">9. Status Konfigurasi</w:t>
       </w:r>
     </w:p>
     <w:p>
@@ -18894,7 +19025,88 @@
           <w:iCs/>
           <w:i/>
         </w:rPr>
-        <w:t xml:space="preserve">Open configuration items — seluruhnya master data, tidak memerlukan perubahan kode</w:t>
+        <w:t xml:space="preserve">Diverifikasi ulang terhadap basis data yang berjalan pada 13 Juli 2026 — bukan disalin dari catatan lama</w:t>
+      </w:r>
+    </w:p>
+    <w:p>
+      <w:pPr>
+        <w:pStyle w:val="BlockText"/>
+      </w:pPr>
+      <w:r>
+        <w:rPr>
+          <w:bCs/>
+          <w:b/>
+        </w:rPr>
+        <w:t xml:space="preserve">INFO — Bagaimana bab ini disusun</w:t>
+      </w:r>
+    </w:p>
+    <w:p>
+      <w:pPr>
+        <w:pStyle w:val="BlockText"/>
+      </w:pPr>
+      <w:r>
+        <w:t xml:space="preserve">Setiap item di bawah</w:t>
+      </w:r>
+      <w:r>
+        <w:t xml:space="preserve"> </w:t>
+      </w:r>
+      <w:r>
+        <w:rPr>
+          <w:bCs/>
+          <w:b/>
+        </w:rPr>
+        <w:t xml:space="preserve">diperiksa langsung ke basis data</w:t>
+      </w:r>
+      <w:r>
+        <w:t xml:space="preserve">, lalu yang bisa diperbaiki</w:t>
+      </w:r>
+      <w:r>
+        <w:t xml:space="preserve"> </w:t>
+      </w:r>
+      <w:r>
+        <w:rPr>
+          <w:bCs/>
+          <w:b/>
+        </w:rPr>
+        <w:t xml:space="preserve">diperbaiki dan diuji end-to-end</w:t>
+      </w:r>
+      <w:r>
+        <w:t xml:space="preserve"> </w:t>
+      </w:r>
+      <w:r>
+        <w:t xml:space="preserve">(dokumen dibuat, divalidasi, jurnalnya diperiksa, lalu</w:t>
+      </w:r>
+      <w:r>
+        <w:t xml:space="preserve"> </w:t>
+      </w:r>
+      <w:r>
+        <w:t xml:space="preserve">di-</w:t>
+      </w:r>
+      <w:r>
+        <w:rPr>
+          <w:iCs/>
+          <w:i/>
+        </w:rPr>
+        <w:t xml:space="preserve">rollback</w:t>
+      </w:r>
+      <w:r>
+        <w:t xml:space="preserve">). Dua klaim pada catatan tindak lanjut lama ternyata</w:t>
+      </w:r>
+      <w:r>
+        <w:t xml:space="preserve"> </w:t>
+      </w:r>
+      <w:r>
+        <w:rPr>
+          <w:bCs/>
+          <w:b/>
+        </w:rPr>
+        <w:t xml:space="preserve">keliru</w:t>
+      </w:r>
+      <w:r>
+        <w:t xml:space="preserve"> </w:t>
+      </w:r>
+      <w:r>
+        <w:t xml:space="preserve">— dikoreksi di sini.</w:t>
       </w:r>
     </w:p>
     <w:tbl>
@@ -18946,19 +19158,19 @@
               <w:jc w:val="left"/>
             </w:pPr>
             <w:r>
-              <w:t xml:space="preserve">Prioritas</w:t>
-            </w:r>
-          </w:p>
-        </w:tc>
-        <w:tc>
-          <w:tcPr/>
-          <w:p>
-            <w:pPr>
-              <w:pStyle w:val="Compact"/>
-              <w:jc w:val="left"/>
-            </w:pPr>
-            <w:r>
-              <w:t xml:space="preserve">Tindakan</w:t>
+              <w:t xml:space="preserve">Status</w:t>
+            </w:r>
+          </w:p>
+        </w:tc>
+        <w:tc>
+          <w:tcPr/>
+          <w:p>
+            <w:pPr>
+              <w:pStyle w:val="Compact"/>
+              <w:jc w:val="left"/>
+            </w:pPr>
+            <w:r>
+              <w:t xml:space="preserve">Keterangan</w:t>
             </w:r>
           </w:p>
         </w:tc>
@@ -18988,31 +19200,258 @@
                 <w:bCs/>
                 <w:b/>
               </w:rPr>
-              <w:t xml:space="preserve">GR/IR Clearing untuk stream Trade</w:t>
-            </w:r>
-          </w:p>
-        </w:tc>
-        <w:tc>
-          <w:tcPr/>
-          <w:p>
-            <w:pPr>
-              <w:pStyle w:val="Compact"/>
-              <w:jc w:val="left"/>
-            </w:pPr>
-            <w:r>
-              <w:t xml:space="preserve">TINGGI</w:t>
-            </w:r>
-          </w:p>
-        </w:tc>
-        <w:tc>
-          <w:tcPr/>
-          <w:p>
-            <w:pPr>
-              <w:pStyle w:val="Compact"/>
-              <w:jc w:val="left"/>
-            </w:pPr>
-            <w:r>
-              <w:t xml:space="preserve">Akun GR/IR Trade diambil dari field</w:t>
+              <w:t xml:space="preserve">GR/IR Clearing — Trade</w:t>
+            </w:r>
+          </w:p>
+        </w:tc>
+        <w:tc>
+          <w:tcPr/>
+          <w:p>
+            <w:pPr>
+              <w:pStyle w:val="Compact"/>
+              <w:jc w:val="left"/>
+            </w:pPr>
+            <w:r>
+              <w:t xml:space="preserve">SUDAH BENAR</w:t>
+            </w:r>
+          </w:p>
+        </w:tc>
+        <w:tc>
+          <w:tcPr/>
+          <w:p>
+            <w:pPr>
+              <w:pStyle w:val="Compact"/>
+              <w:jc w:val="left"/>
+            </w:pPr>
+            <w:r>
+              <w:rPr>
+                <w:bCs/>
+                <w:b/>
+              </w:rPr>
+              <w:t xml:space="preserve">Catatan lama keliru.</w:t>
+            </w:r>
+            <w:r>
+              <w:t xml:space="preserve"> </w:t>
+            </w:r>
+            <w:r>
+              <w:t xml:space="preserve">Seluruh kategori dagangan sudah teresolusi ke akun GR/IR yang tepat dan bertipe</w:t>
+            </w:r>
+            <w:r>
+              <w:t xml:space="preserve"> </w:t>
+            </w:r>
+            <w:r>
+              <w:rPr>
+                <w:rStyle w:val="VerbatimChar"/>
+              </w:rPr>
+              <w:t xml:space="preserve">liability_current</w:t>
+            </w:r>
+            <w:r>
+              <w:t xml:space="preserve">:</w:t>
+            </w:r>
+            <w:r>
+              <w:t xml:space="preserve"> </w:t>
+            </w:r>
+            <w:r>
+              <w:rPr>
+                <w:rStyle w:val="VerbatimChar"/>
+              </w:rPr>
+              <w:t xml:space="preserve">2103109121</w:t>
+            </w:r>
+            <w:r>
+              <w:t xml:space="preserve"> </w:t>
+            </w:r>
+            <w:r>
+              <w:t xml:space="preserve">textile ·</w:t>
+            </w:r>
+            <w:r>
+              <w:t xml:space="preserve"> </w:t>
+            </w:r>
+            <w:r>
+              <w:rPr>
+                <w:rStyle w:val="VerbatimChar"/>
+              </w:rPr>
+              <w:t xml:space="preserve">…122</w:t>
+            </w:r>
+            <w:r>
+              <w:t xml:space="preserve"> </w:t>
+            </w:r>
+            <w:r>
+              <w:t xml:space="preserve">footwear ·</w:t>
+            </w:r>
+            <w:r>
+              <w:t xml:space="preserve"> </w:t>
+            </w:r>
+            <w:r>
+              <w:rPr>
+                <w:rStyle w:val="VerbatimChar"/>
+              </w:rPr>
+              <w:t xml:space="preserve">…123</w:t>
+            </w:r>
+            <w:r>
+              <w:t xml:space="preserve"> </w:t>
+            </w:r>
+            <w:r>
+              <w:t xml:space="preserve">accessories ·</w:t>
+            </w:r>
+            <w:r>
+              <w:t xml:space="preserve"> </w:t>
+            </w:r>
+            <w:r>
+              <w:rPr>
+                <w:rStyle w:val="VerbatimChar"/>
+              </w:rPr>
+              <w:t xml:space="preserve">…124</w:t>
+            </w:r>
+            <w:r>
+              <w:t xml:space="preserve"> </w:t>
+            </w:r>
+            <w:r>
+              <w:t xml:space="preserve">miscellaneous.</w:t>
+            </w:r>
+            <w:r>
+              <w:br/>
+            </w:r>
+            <w:r>
+              <w:t xml:space="preserve">Baris</w:t>
+            </w:r>
+            <w:r>
+              <w:t xml:space="preserve"> </w:t>
+            </w:r>
+            <w:r>
+              <w:rPr>
+                <w:bCs/>
+                <w:b/>
+              </w:rPr>
+              <w:t xml:space="preserve">Trade</w:t>
+            </w:r>
+            <w:r>
+              <w:t xml:space="preserve"> </w:t>
+            </w:r>
+            <w:r>
+              <w:t xml:space="preserve">pada tabel Trade/Non-Trade memang kosong — dan</w:t>
+            </w:r>
+            <w:r>
+              <w:t xml:space="preserve"> </w:t>
+            </w:r>
+            <w:r>
+              <w:rPr>
+                <w:bCs/>
+                <w:b/>
+              </w:rPr>
+              <w:t xml:space="preserve">memang seharusnya begitu</w:t>
+            </w:r>
+            <w:r>
+              <w:t xml:space="preserve">. Mengisinya justru akan</w:t>
+            </w:r>
+            <w:r>
+              <w:t xml:space="preserve"> </w:t>
+            </w:r>
+            <w:r>
+              <w:rPr>
+                <w:bCs/>
+                <w:b/>
+              </w:rPr>
+              <w:t xml:space="preserve">menimpa</w:t>
+            </w:r>
+            <w:r>
+              <w:t xml:space="preserve"> </w:t>
+            </w:r>
+            <w:r>
+              <w:t xml:space="preserve">pemetaan per-kategori.</w:t>
+            </w:r>
+            <w:r>
+              <w:t xml:space="preserve"> </w:t>
+            </w:r>
+            <w:r>
+              <w:rPr>
+                <w:bCs/>
+                <w:b/>
+              </w:rPr>
+              <w:t xml:space="preserve">Tidak ada tindakan.</w:t>
+            </w:r>
+          </w:p>
+        </w:tc>
+      </w:tr>
+      <w:tr>
+        <w:tc>
+          <w:tcPr/>
+          <w:p>
+            <w:pPr>
+              <w:pStyle w:val="Compact"/>
+              <w:jc w:val="left"/>
+            </w:pPr>
+            <w:r>
+              <w:t xml:space="preserve">2</w:t>
+            </w:r>
+          </w:p>
+        </w:tc>
+        <w:tc>
+          <w:tcPr/>
+          <w:p>
+            <w:pPr>
+              <w:pStyle w:val="Compact"/>
+              <w:jc w:val="left"/>
+            </w:pPr>
+            <w:r>
+              <w:rPr>
+                <w:bCs/>
+                <w:b/>
+              </w:rPr>
+              <w:t xml:space="preserve">Akun Kerugian Scrap</w:t>
+            </w:r>
+          </w:p>
+        </w:tc>
+        <w:tc>
+          <w:tcPr/>
+          <w:p>
+            <w:pPr>
+              <w:pStyle w:val="Compact"/>
+              <w:jc w:val="left"/>
+            </w:pPr>
+            <w:r>
+              <w:t xml:space="preserve">SELESAI</w:t>
+            </w:r>
+          </w:p>
+        </w:tc>
+        <w:tc>
+          <w:tcPr/>
+          <w:p>
+            <w:pPr>
+              <w:pStyle w:val="Compact"/>
+              <w:jc w:val="left"/>
+            </w:pPr>
+            <w:r>
+              <w:t xml:space="preserve">Parameter</w:t>
+            </w:r>
+            <w:r>
+              <w:t xml:space="preserve"> </w:t>
+            </w:r>
+            <w:r>
+              <w:rPr>
+                <w:rStyle w:val="VerbatimChar"/>
+              </w:rPr>
+              <w:t xml:space="preserve">scrap_loss_account_code</w:t>
+            </w:r>
+            <w:r>
+              <w:t xml:space="preserve"> </w:t>
+            </w:r>
+            <w:r>
+              <w:t xml:space="preserve">diisi</w:t>
+            </w:r>
+            <w:r>
+              <w:t xml:space="preserve"> </w:t>
+            </w:r>
+            <w:r>
+              <w:rPr>
+                <w:rStyle w:val="VerbatimChar"/>
+              </w:rPr>
+              <w:t xml:space="preserve">7218000001</w:t>
+            </w:r>
+            <w:r>
+              <w:t xml:space="preserve"> </w:t>
+            </w:r>
+            <w:r>
+              <w:t xml:space="preserve">—</w:t>
             </w:r>
             <w:r>
               <w:t xml:space="preserve"> </w:t>
@@ -19022,52 +19461,189 @@
                 <w:iCs/>
                 <w:i/>
               </w:rPr>
-              <w:t xml:space="preserve">Stock Variation Account</w:t>
-            </w:r>
-            <w:r>
-              <w:t xml:space="preserve"> </w:t>
-            </w:r>
-            <w:r>
-              <w:t xml:space="preserve">pada</w:t>
-            </w:r>
-            <w:r>
-              <w:t xml:space="preserve"> </w:t>
+              <w:t xml:space="preserve">Inventory write-off</w:t>
+            </w:r>
+            <w:r>
+              <w:t xml:space="preserve">.</w:t>
+            </w:r>
+            <w:r>
+              <w:br/>
             </w:r>
             <w:r>
               <w:rPr>
                 <w:bCs/>
                 <w:b/>
               </w:rPr>
-              <w:t xml:space="preserve">Kategori Produk</w:t>
-            </w:r>
-            <w:r>
-              <w:t xml:space="preserve"> </w:t>
-            </w:r>
-            <w:r>
-              <w:t xml:space="preserve">— dan saat ini</w:t>
-            </w:r>
-            <w:r>
-              <w:t xml:space="preserve"> </w:t>
-            </w:r>
+              <w:t xml:space="preserve">Terverifikasi:</w:t>
+            </w:r>
+            <w:r>
+              <w:t xml:space="preserve"> </w:t>
+            </w:r>
+            <w:r>
+              <w:t xml:space="preserve">Scrap Batch tervalidasi, jurnal terbentuk</w:t>
+            </w:r>
+            <w:r>
+              <w:t xml:space="preserve"> </w:t>
+            </w:r>
+            <w:r>
+              <w:rPr>
+                <w:iCs/>
+                <w:i/>
+              </w:rPr>
+              <w:t xml:space="preserve">Dr 7218000001 / Cr akun persediaan kategori</w:t>
+            </w:r>
+            <w:r>
+              <w:t xml:space="preserve">.</w:t>
+            </w:r>
+          </w:p>
+        </w:tc>
+      </w:tr>
+      <w:tr>
+        <w:tc>
+          <w:tcPr/>
+          <w:p>
+            <w:pPr>
+              <w:pStyle w:val="Compact"/>
+              <w:jc w:val="left"/>
+            </w:pPr>
+            <w:r>
+              <w:t xml:space="preserve">3</w:t>
+            </w:r>
+          </w:p>
+        </w:tc>
+        <w:tc>
+          <w:tcPr/>
+          <w:p>
+            <w:pPr>
+              <w:pStyle w:val="Compact"/>
+              <w:jc w:val="left"/>
+            </w:pPr>
             <w:r>
               <w:rPr>
                 <w:bCs/>
                 <w:b/>
               </w:rPr>
-              <w:t xml:space="preserve">belum diisi</w:t>
-            </w:r>
-            <w:r>
-              <w:t xml:space="preserve">. Akibatnya, Vendor Bill Trade masih membebani COGS/Beban langsung, bukan mengosongkan GR/IR.</w:t>
+              <w:t xml:space="preserve">Tabel Card BIN / MDR</w:t>
+            </w:r>
+          </w:p>
+        </w:tc>
+        <w:tc>
+          <w:tcPr/>
+          <w:p>
+            <w:pPr>
+              <w:pStyle w:val="Compact"/>
+              <w:jc w:val="left"/>
+            </w:pPr>
+            <w:r>
+              <w:t xml:space="preserve">MENUNGGU DATA</w:t>
+            </w:r>
+          </w:p>
+        </w:tc>
+        <w:tc>
+          <w:tcPr/>
+          <w:p>
+            <w:pPr>
+              <w:pStyle w:val="Compact"/>
+              <w:jc w:val="left"/>
+            </w:pPr>
+            <w:r>
+              <w:t xml:space="preserve">Masih 0 baris. Tidak dapat diisi tanpa data asli dari Finance: skema kartu, rentang BIN, bank</w:t>
+            </w:r>
+            <w:r>
+              <w:t xml:space="preserve"> </w:t>
+            </w:r>
+            <w:r>
+              <w:rPr>
+                <w:iCs/>
+                <w:i/>
+              </w:rPr>
+              <w:t xml:space="preserve">acquirer</w:t>
+            </w:r>
+            <w:r>
+              <w:t xml:space="preserve"> </w:t>
+            </w:r>
+            <w:r>
+              <w:t xml:space="preserve">(Kode BI), tarif MDR, akun beban MDR, masa berlaku.</w:t>
             </w:r>
             <w:r>
               <w:br/>
             </w:r>
+            <w:r>
+              <w:rPr>
+                <w:iCs/>
+                <w:i/>
+              </w:rPr>
+              <w:t xml:space="preserve">Loader</w:t>
+            </w:r>
+            <w:r>
+              <w:t xml:space="preserve"> </w:t>
+            </w:r>
+            <w:r>
+              <w:t xml:space="preserve">sudah disiapkan dan akan memvalidasi rentang BIN yang tumpang tindih sebelum menulis.</w:t>
+            </w:r>
+          </w:p>
+        </w:tc>
+      </w:tr>
+      <w:tr>
+        <w:tc>
+          <w:tcPr/>
+          <w:p>
+            <w:pPr>
+              <w:pStyle w:val="Compact"/>
+              <w:jc w:val="left"/>
+            </w:pPr>
+            <w:r>
+              <w:t xml:space="preserve">4</w:t>
+            </w:r>
+          </w:p>
+        </w:tc>
+        <w:tc>
+          <w:tcPr/>
+          <w:p>
+            <w:pPr>
+              <w:pStyle w:val="Compact"/>
+              <w:jc w:val="left"/>
+            </w:pPr>
             <w:r>
               <w:rPr>
                 <w:bCs/>
                 <w:b/>
               </w:rPr>
-              <w:t xml:space="preserve">Perbaiki di:</w:t>
+              <w:t xml:space="preserve">Akumulasi Depresiasi — Vehicles</w:t>
+            </w:r>
+          </w:p>
+        </w:tc>
+        <w:tc>
+          <w:tcPr/>
+          <w:p>
+            <w:pPr>
+              <w:pStyle w:val="Compact"/>
+              <w:jc w:val="left"/>
+            </w:pPr>
+            <w:r>
+              <w:t xml:space="preserve">SELESAI</w:t>
+            </w:r>
+          </w:p>
+        </w:tc>
+        <w:tc>
+          <w:tcPr/>
+          <w:p>
+            <w:pPr>
+              <w:pStyle w:val="Compact"/>
+              <w:jc w:val="left"/>
+            </w:pPr>
+            <w:r>
+              <w:rPr>
+                <w:bCs/>
+                <w:b/>
+              </w:rPr>
+              <w:t xml:space="preserve">Sebabnya bukan yang dicatat.</w:t>
+            </w:r>
+            <w:r>
+              <w:t xml:space="preserve"> </w:t>
+            </w:r>
+            <w:r>
+              <w:t xml:space="preserve">Akun</w:t>
             </w:r>
             <w:r>
               <w:t xml:space="preserve"> </w:t>
@@ -19076,13 +19652,125 @@
               <w:rPr>
                 <w:rStyle w:val="VerbatimChar"/>
               </w:rPr>
-              <w:t xml:space="preserve">Inventory ▸ Configuration ▸ Product Categories</w:t>
-            </w:r>
-            <w:r>
-              <w:t xml:space="preserve"> </w:t>
-            </w:r>
-            <w:r>
-              <w:t xml:space="preserve">— isi</w:t>
+              <w:t xml:space="preserve">1205202000</w:t>
+            </w:r>
+            <w:r>
+              <w:t xml:space="preserve"> </w:t>
+            </w:r>
+            <w:r>
+              <w:rPr>
+                <w:bCs/>
+                <w:b/>
+              </w:rPr>
+              <w:t xml:space="preserve">ada</w:t>
+            </w:r>
+            <w:r>
+              <w:t xml:space="preserve"> </w:t>
+            </w:r>
+            <w:r>
+              <w:t xml:space="preserve">di Chart of Accounts — hanya</w:t>
+            </w:r>
+            <w:r>
+              <w:t xml:space="preserve"> </w:t>
+            </w:r>
+            <w:r>
+              <w:rPr>
+                <w:bCs/>
+                <w:b/>
+              </w:rPr>
+              <w:t xml:space="preserve">pemetaannya</w:t>
+            </w:r>
+            <w:r>
+              <w:t xml:space="preserve"> </w:t>
+            </w:r>
+            <w:r>
+              <w:t xml:space="preserve">pada grup aset yang kosong. Sudah dipetakan.</w:t>
+            </w:r>
+          </w:p>
+        </w:tc>
+      </w:tr>
+      <w:tr>
+        <w:tc>
+          <w:tcPr/>
+          <w:p>
+            <w:pPr>
+              <w:pStyle w:val="Compact"/>
+              <w:jc w:val="left"/>
+            </w:pPr>
+            <w:r>
+              <w:t xml:space="preserve">4b</w:t>
+            </w:r>
+          </w:p>
+        </w:tc>
+        <w:tc>
+          <w:tcPr/>
+          <w:p>
+            <w:pPr>
+              <w:pStyle w:val="Compact"/>
+              <w:jc w:val="left"/>
+            </w:pPr>
+            <w:r>
+              <w:rPr>
+                <w:bCs/>
+                <w:b/>
+              </w:rPr>
+              <w:t xml:space="preserve">Jurnal Depresiasi — semua grup aset</w:t>
+            </w:r>
+            <w:r>
+              <w:br/>
+            </w:r>
+            <w:r>
+              <w:t xml:space="preserve">gap baru</w:t>
+            </w:r>
+          </w:p>
+        </w:tc>
+        <w:tc>
+          <w:tcPr/>
+          <w:p>
+            <w:pPr>
+              <w:pStyle w:val="Compact"/>
+              <w:jc w:val="left"/>
+            </w:pPr>
+            <w:r>
+              <w:t xml:space="preserve">SELESAI</w:t>
+            </w:r>
+          </w:p>
+        </w:tc>
+        <w:tc>
+          <w:tcPr/>
+          <w:p>
+            <w:pPr>
+              <w:pStyle w:val="Compact"/>
+              <w:jc w:val="left"/>
+            </w:pPr>
+            <w:r>
+              <w:rPr>
+                <w:bCs/>
+                <w:b/>
+              </w:rPr>
+              <w:t xml:space="preserve">Tidak ada di daftar lama.</w:t>
+            </w:r>
+            <w:r>
+              <w:t xml:space="preserve"> </w:t>
+            </w:r>
+            <w:r>
+              <w:t xml:space="preserve">Ditemukan saat memverifikasi item 4:</w:t>
+            </w:r>
+            <w:r>
+              <w:t xml:space="preserve"> </w:t>
+            </w:r>
+            <w:r>
+              <w:rPr>
+                <w:bCs/>
+                <w:b/>
+              </w:rPr>
+              <w:t xml:space="preserve">tidak satu pun dari 6 grup aset</w:t>
+            </w:r>
+            <w:r>
+              <w:t xml:space="preserve"> </w:t>
+            </w:r>
+            <w:r>
+              <w:t xml:space="preserve">memiliki jurnal depresiasi, sehingga</w:t>
             </w:r>
             <w:r>
               <w:t xml:space="preserve"> </w:t>
@@ -19092,10 +19780,13 @@
                 <w:iCs/>
                 <w:i/>
               </w:rPr>
-              <w:t xml:space="preserve">Stock Variation Account</w:t>
-            </w:r>
-            <w:r>
-              <w:t xml:space="preserve">;</w:t>
+              <w:t xml:space="preserve">Confirm</w:t>
+            </w:r>
+            <w:r>
+              <w:t xml:space="preserve"> </w:t>
+            </w:r>
+            <w:r>
+              <w:t xml:space="preserve">aset</w:t>
             </w:r>
             <w:r>
               <w:t xml:space="preserve"> </w:t>
@@ -19105,13 +19796,31 @@
                 <w:bCs/>
                 <w:b/>
               </w:rPr>
-              <w:t xml:space="preserve">atau</w:t>
-            </w:r>
-            <w:r>
-              <w:t xml:space="preserve"> </w:t>
-            </w:r>
-            <w:r>
-              <w:t xml:space="preserve">isi field</w:t>
+              <w:t xml:space="preserve">gagal untuk semua kategori</w:t>
+            </w:r>
+            <w:r>
+              <w:t xml:space="preserve"> </w:t>
+            </w:r>
+            <w:r>
+              <w:t xml:space="preserve">— bukan hanya Vehicles.</w:t>
+            </w:r>
+            <w:r>
+              <w:br/>
+            </w:r>
+            <w:r>
+              <w:t xml:space="preserve">Seluruh grup ber-depresiasi kini memakai jurnal</w:t>
+            </w:r>
+            <w:r>
+              <w:t xml:space="preserve"> </w:t>
+            </w:r>
+            <w:r>
+              <w:rPr>
+                <w:rStyle w:val="VerbatimChar"/>
+              </w:rPr>
+              <w:t xml:space="preserve">DEPRE</w:t>
+            </w:r>
+            <w:r>
+              <w:t xml:space="preserve">.</w:t>
             </w:r>
             <w:r>
               <w:t xml:space="preserve"> </w:t>
@@ -19121,25 +19830,13 @@
                 <w:iCs/>
                 <w:i/>
               </w:rPr>
-              <w:t xml:space="preserve">GR/IR Account</w:t>
-            </w:r>
-            <w:r>
-              <w:t xml:space="preserve"> </w:t>
-            </w:r>
-            <w:r>
-              <w:t xml:space="preserve">pada baris Trade di</w:t>
-            </w:r>
-            <w:r>
-              <w:t xml:space="preserve"> </w:t>
-            </w:r>
-            <w:r>
-              <w:rPr>
-                <w:rStyle w:val="VerbatimChar"/>
-              </w:rPr>
-              <w:t xml:space="preserve">Invoicing ▸ Configuration ▸ Trade / Non-Trade Accounts</w:t>
-            </w:r>
-            <w:r>
-              <w:t xml:space="preserve">.</w:t>
+              <w:t xml:space="preserve">Land</w:t>
+            </w:r>
+            <w:r>
+              <w:t xml:space="preserve"> </w:t>
+            </w:r>
+            <w:r>
+              <w:t xml:space="preserve">dilewati (tanah tidak disusutkan).</w:t>
             </w:r>
             <w:r>
               <w:br/>
@@ -19149,26 +19846,23 @@
                 <w:bCs/>
                 <w:b/>
               </w:rPr>
-              <w:t xml:space="preserve">Ingat:</w:t>
-            </w:r>
-            <w:r>
-              <w:t xml:space="preserve"> </w:t>
-            </w:r>
-            <w:r>
-              <w:t xml:space="preserve">akun harus bertipe</w:t>
-            </w:r>
-            <w:r>
-              <w:t xml:space="preserve"> </w:t>
+              <w:t xml:space="preserve">Terverifikasi:</w:t>
+            </w:r>
+            <w:r>
+              <w:t xml:space="preserve"> </w:t>
+            </w:r>
+            <w:r>
+              <w:t xml:space="preserve">aset Vehicles ter-</w:t>
             </w:r>
             <w:r>
               <w:rPr>
                 <w:iCs/>
                 <w:i/>
               </w:rPr>
-              <w:t xml:space="preserve">Current Liability</w:t>
-            </w:r>
-            <w:r>
-              <w:t xml:space="preserve">, bukan</w:t>
+              <w:t xml:space="preserve">confirm</w:t>
+            </w:r>
+            <w:r>
+              <w:t xml:space="preserve">, depresiasi terposting</w:t>
             </w:r>
             <w:r>
               <w:t xml:space="preserve"> </w:t>
@@ -19178,7 +19872,7 @@
                 <w:iCs/>
                 <w:i/>
               </w:rPr>
-              <w:t xml:space="preserve">Payable</w:t>
+              <w:t xml:space="preserve">Dr 7204102000 / Cr 1205202000</w:t>
             </w:r>
             <w:r>
               <w:t xml:space="preserve">.</w:t>
@@ -19195,7 +19889,57 @@
               <w:jc w:val="left"/>
             </w:pPr>
             <w:r>
-              <w:t xml:space="preserve">2</w:t>
+              <w:t xml:space="preserve">5</w:t>
+            </w:r>
+          </w:p>
+        </w:tc>
+        <w:tc>
+          <w:tcPr/>
+          <w:p>
+            <w:pPr>
+              <w:pStyle w:val="Compact"/>
+              <w:jc w:val="left"/>
+            </w:pPr>
+            <w:r>
+              <w:t xml:space="preserve">Pemetaan COA biaya audit</w:t>
+            </w:r>
+          </w:p>
+        </w:tc>
+        <w:tc>
+          <w:tcPr/>
+          <w:p>
+            <w:pPr>
+              <w:pStyle w:val="Compact"/>
+              <w:jc w:val="left"/>
+            </w:pPr>
+            <w:r>
+              <w:t xml:space="preserve">PERLU ARAHAN</w:t>
+            </w:r>
+          </w:p>
+        </w:tc>
+        <w:tc>
+          <w:tcPr/>
+          <w:p>
+            <w:pPr>
+              <w:pStyle w:val="Compact"/>
+              <w:jc w:val="left"/>
+            </w:pPr>
+            <w:r>
+              <w:t xml:space="preserve">Terlalu kabur untuk ditindak. Finance perlu menyebutkan: biaya audit dibebankan ke akun mana, dan lewat produk/kategori apa ia masuk ke Vendor Bill.</w:t>
+            </w:r>
+          </w:p>
+        </w:tc>
+      </w:tr>
+      <w:tr>
+        <w:tc>
+          <w:tcPr/>
+          <w:p>
+            <w:pPr>
+              <w:pStyle w:val="Compact"/>
+              <w:jc w:val="left"/>
+            </w:pPr>
+            <w:r>
+              <w:t xml:space="preserve">6</w:t>
             </w:r>
           </w:p>
         </w:tc>
@@ -19211,46 +19955,31 @@
                 <w:bCs/>
                 <w:b/>
               </w:rPr>
-              <w:t xml:space="preserve">Akun Kerugian Scrap</w:t>
-            </w:r>
-          </w:p>
-        </w:tc>
-        <w:tc>
-          <w:tcPr/>
-          <w:p>
-            <w:pPr>
-              <w:pStyle w:val="Compact"/>
-              <w:jc w:val="left"/>
-            </w:pPr>
-            <w:r>
-              <w:t xml:space="preserve">TINGGI</w:t>
-            </w:r>
-          </w:p>
-        </w:tc>
-        <w:tc>
-          <w:tcPr/>
-          <w:p>
-            <w:pPr>
-              <w:pStyle w:val="Compact"/>
-              <w:jc w:val="left"/>
-            </w:pPr>
-            <w:r>
-              <w:t xml:space="preserve">Parameter</w:t>
-            </w:r>
-            <w:r>
-              <w:t xml:space="preserve"> </w:t>
-            </w:r>
-            <w:r>
-              <w:rPr>
-                <w:rStyle w:val="VerbatimChar"/>
-              </w:rPr>
-              <w:t xml:space="preserve">custom_levis_localization.scrap_loss_account_code</w:t>
-            </w:r>
-            <w:r>
-              <w:t xml:space="preserve"> </w:t>
-            </w:r>
-            <w:r>
-              <w:t xml:space="preserve">masih kosong →</w:t>
+              <w:t xml:space="preserve">Saklar go-live impor</w:t>
+            </w:r>
+          </w:p>
+        </w:tc>
+        <w:tc>
+          <w:tcPr/>
+          <w:p>
+            <w:pPr>
+              <w:pStyle w:val="Compact"/>
+              <w:jc w:val="left"/>
+            </w:pPr>
+            <w:r>
+              <w:t xml:space="preserve">SENGAJA DITUNDA</w:t>
+            </w:r>
+          </w:p>
+        </w:tc>
+        <w:tc>
+          <w:tcPr/>
+          <w:p>
+            <w:pPr>
+              <w:pStyle w:val="Compact"/>
+              <w:jc w:val="left"/>
+            </w:pPr>
+            <w:r>
+              <w:t xml:space="preserve">Lihat tabel di bawah —</w:t>
             </w:r>
             <w:r>
               <w:t xml:space="preserve"> </w:t>
@@ -19260,65 +19989,249 @@
                 <w:bCs/>
                 <w:b/>
               </w:rPr>
-              <w:t xml:space="preserve">validasi Scrap Batch gagal</w:t>
-            </w:r>
-            <w:r>
-              <w:t xml:space="preserve">.</w:t>
-            </w:r>
-            <w:r>
-              <w:br/>
+              <w:t xml:space="preserve">tidak disentuh atas keputusan sadar</w:t>
+            </w:r>
+            <w:r>
+              <w:t xml:space="preserve">, bukan karena terlupa.</w:t>
+            </w:r>
+          </w:p>
+        </w:tc>
+      </w:tr>
+    </w:tbl>
+    <w:bookmarkStart w:id="124" w:name="saklar-yang-sengaja-belum-diaktifkan"/>
+    <w:p>
+      <w:pPr>
+        <w:pStyle w:val="Heading2"/>
+      </w:pPr>
+      <w:r>
+        <w:t xml:space="preserve">9.1 Saklar yang Sengaja Belum Diaktifkan</w:t>
+      </w:r>
+    </w:p>
+    <w:tbl>
+      <w:tblPr>
+        <w:tblStyle w:val="Table"/>
+        <w:tblW w:type="pct" w:w="5000"/>
+        <w:tblLook w:firstRow="1" w:lastRow="0" w:firstColumn="0" w:lastColumn="0" w:noHBand="0" w:noVBand="0" w:val="0020"/>
+        <w:jc w:val="start"/>
+      </w:tblPr>
+      <w:tblGrid>
+        <w:gridCol w:w="2640"/>
+        <w:gridCol w:w="2640"/>
+        <w:gridCol w:w="2640"/>
+      </w:tblGrid>
+      <w:tr>
+        <w:trPr>
+          <w:tblHeader w:val="true"/>
+        </w:trPr>
+        <w:tc>
+          <w:tcPr/>
+          <w:p>
+            <w:pPr>
+              <w:pStyle w:val="Compact"/>
+              <w:jc w:val="left"/>
+            </w:pPr>
+            <w:r>
+              <w:t xml:space="preserve">Saklar</w:t>
+            </w:r>
+          </w:p>
+        </w:tc>
+        <w:tc>
+          <w:tcPr/>
+          <w:p>
+            <w:pPr>
+              <w:pStyle w:val="Compact"/>
+              <w:jc w:val="left"/>
+            </w:pPr>
+            <w:r>
+              <w:t xml:space="preserve">Status</w:t>
+            </w:r>
+          </w:p>
+        </w:tc>
+        <w:tc>
+          <w:tcPr/>
+          <w:p>
+            <w:pPr>
+              <w:pStyle w:val="Compact"/>
+              <w:jc w:val="left"/>
+            </w:pPr>
+            <w:r>
+              <w:t xml:space="preserve">Alasan menunda</w:t>
+            </w:r>
+          </w:p>
+        </w:tc>
+      </w:tr>
+      <w:tr>
+        <w:tc>
+          <w:tcPr/>
+          <w:p>
+            <w:pPr>
+              <w:pStyle w:val="Compact"/>
+              <w:jc w:val="left"/>
+            </w:pPr>
+            <w:r>
+              <w:t xml:space="preserve">Cron</w:t>
+            </w:r>
+            <w:r>
+              <w:t xml:space="preserve"> </w:t>
+            </w:r>
+            <w:r>
+              <w:rPr>
+                <w:iCs/>
+                <w:i/>
+              </w:rPr>
+              <w:t xml:space="preserve">Retail Import: poll SFTP feeds</w:t>
+            </w:r>
+          </w:p>
+        </w:tc>
+        <w:tc>
+          <w:tcPr/>
+          <w:p>
+            <w:pPr>
+              <w:pStyle w:val="Compact"/>
+              <w:jc w:val="left"/>
+            </w:pPr>
+            <w:r>
+              <w:t xml:space="preserve">Nonaktif</w:t>
+            </w:r>
+          </w:p>
+        </w:tc>
+        <w:tc>
+          <w:tcPr/>
+          <w:p>
+            <w:pPr>
+              <w:pStyle w:val="Compact"/>
+              <w:jc w:val="left"/>
+            </w:pPr>
+            <w:r>
+              <w:t xml:space="preserve">Mengaktifkannya mulai</w:t>
+            </w:r>
+            <w:r>
+              <w:t xml:space="preserve"> </w:t>
             </w:r>
             <w:r>
               <w:rPr>
                 <w:bCs/>
                 <w:b/>
               </w:rPr>
-              <w:t xml:space="preserve">Perbaiki di:</w:t>
-            </w:r>
-            <w:r>
-              <w:t xml:space="preserve"> </w:t>
-            </w:r>
+              <w:t xml:space="preserve">memposting jurnal ke buku besar</w:t>
+            </w:r>
+            <w:r>
+              <w:t xml:space="preserve">. Ini keputusan go-live, bukan keputusan teknis.</w:t>
+            </w:r>
+          </w:p>
+        </w:tc>
+      </w:tr>
+      <w:tr>
+        <w:tc>
+          <w:tcPr/>
+          <w:p>
+            <w:pPr>
+              <w:pStyle w:val="Compact"/>
+              <w:jc w:val="left"/>
+            </w:pPr>
             <w:r>
               <w:rPr>
                 <w:rStyle w:val="VerbatimChar"/>
               </w:rPr>
-              <w:t xml:space="preserve">Settings ▸ Technical ▸ System Parameters</w:t>
-            </w:r>
-            <w:r>
-              <w:t xml:space="preserve"> </w:t>
-            </w:r>
-            <w:r>
-              <w:t xml:space="preserve">— isi dengan</w:t>
-            </w:r>
-            <w:r>
-              <w:t xml:space="preserve"> </w:t>
-            </w:r>
+              <w:t xml:space="preserve">retail_import.x48_post_enabled</w:t>
+            </w:r>
+          </w:p>
+        </w:tc>
+        <w:tc>
+          <w:tcPr/>
+          <w:p>
+            <w:pPr>
+              <w:pStyle w:val="Compact"/>
+              <w:jc w:val="left"/>
+            </w:pPr>
+            <w:r>
+              <w:rPr>
+                <w:rStyle w:val="VerbatimChar"/>
+              </w:rPr>
+              <w:t xml:space="preserve">0</w:t>
+            </w:r>
+          </w:p>
+        </w:tc>
+        <w:tc>
+          <w:tcPr/>
+          <w:p>
+            <w:pPr>
+              <w:pStyle w:val="Compact"/>
+              <w:jc w:val="left"/>
+            </w:pPr>
             <w:r>
               <w:rPr>
                 <w:bCs/>
                 <w:b/>
               </w:rPr>
-              <w:t xml:space="preserve">kode akun</w:t>
-            </w:r>
-            <w:r>
-              <w:t xml:space="preserve"> </w:t>
-            </w:r>
-            <w:r>
-              <w:t xml:space="preserve">(bukan ID) beban kerugian persediaan.</w:t>
-            </w:r>
-          </w:p>
-        </w:tc>
-      </w:tr>
-      <w:tr>
-        <w:tc>
-          <w:tcPr/>
-          <w:p>
-            <w:pPr>
-              <w:pStyle w:val="Compact"/>
-              <w:jc w:val="left"/>
-            </w:pPr>
-            <w:r>
-              <w:t xml:space="preserve">3</w:t>
+              <w:t xml:space="preserve">Ada bug yang belum diperbaiki:</w:t>
+            </w:r>
+            <w:r>
+              <w:t xml:space="preserve"> </w:t>
+            </w:r>
+            <w:r>
+              <w:t xml:space="preserve">refund X48 di-</w:t>
+            </w:r>
+            <w:r>
+              <w:rPr>
+                <w:iCs/>
+                <w:i/>
+              </w:rPr>
+              <w:t xml:space="preserve">tender</w:t>
+            </w:r>
+            <w:r>
+              <w:t xml:space="preserve"> </w:t>
+            </w:r>
+            <w:r>
+              <w:t xml:space="preserve">ke metode CASH toko dan nilainya mendarat di akun</w:t>
+            </w:r>
+            <w:r>
+              <w:t xml:space="preserve"> </w:t>
+            </w:r>
+            <w:r>
+              <w:rPr>
+                <w:iCs/>
+                <w:i/>
+              </w:rPr>
+              <w:t xml:space="preserve">Cash Difference</w:t>
+            </w:r>
+            <w:r>
+              <w:t xml:space="preserve"> </w:t>
+            </w:r>
+            <w:r>
+              <w:t xml:space="preserve">alih-alih mengurangi kas. Mengaktifkannya sekarang akan mengotori GL.</w:t>
+            </w:r>
+          </w:p>
+        </w:tc>
+      </w:tr>
+      <w:tr>
+        <w:tc>
+          <w:tcPr/>
+          <w:p>
+            <w:pPr>
+              <w:pStyle w:val="Compact"/>
+              <w:jc w:val="left"/>
+            </w:pPr>
+            <w:r>
+              <w:rPr>
+                <w:rStyle w:val="VerbatimChar"/>
+              </w:rPr>
+              <w:t xml:space="preserve">retail_import.x31_post_enabled</w:t>
+            </w:r>
+          </w:p>
+        </w:tc>
+        <w:tc>
+          <w:tcPr/>
+          <w:p>
+            <w:pPr>
+              <w:pStyle w:val="Compact"/>
+              <w:jc w:val="left"/>
+            </w:pPr>
+            <w:r>
+              <w:rPr>
+                <w:rStyle w:val="VerbatimChar"/>
+              </w:rPr>
+              <w:t xml:space="preserve">0</w:t>
             </w:r>
           </w:p>
         </w:tc>
@@ -19334,31 +20247,13 @@
                 <w:bCs/>
                 <w:b/>
               </w:rPr>
-              <w:t xml:space="preserve">Tabel Card BIN &amp; MDR</w:t>
-            </w:r>
-          </w:p>
-        </w:tc>
-        <w:tc>
-          <w:tcPr/>
-          <w:p>
-            <w:pPr>
-              <w:pStyle w:val="Compact"/>
-              <w:jc w:val="left"/>
-            </w:pPr>
-            <w:r>
-              <w:t xml:space="preserve">SEDANG</w:t>
-            </w:r>
-          </w:p>
-        </w:tc>
-        <w:tc>
-          <w:tcPr/>
-          <w:p>
-            <w:pPr>
-              <w:pStyle w:val="Compact"/>
-              <w:jc w:val="left"/>
-            </w:pPr>
-            <w:r>
-              <w:t xml:space="preserve">Model</w:t>
+              <w:t xml:space="preserve">Benar demikian.</w:t>
+            </w:r>
+            <w:r>
+              <w:t xml:space="preserve"> </w:t>
+            </w:r>
+            <w:r>
+              <w:t xml:space="preserve">Saling eksklusif dengan</w:t>
             </w:r>
             <w:r>
               <w:t xml:space="preserve"> </w:t>
@@ -19367,13 +20262,77 @@
               <w:rPr>
                 <w:rStyle w:val="VerbatimChar"/>
               </w:rPr>
-              <w:t xml:space="preserve">levis.mdr.bin</w:t>
-            </w:r>
-            <w:r>
-              <w:t xml:space="preserve"> </w:t>
-            </w:r>
-            <w:r>
-              <w:t xml:space="preserve">masih</w:t>
+              <w:t xml:space="preserve">x24_discount_reclass = 1</w:t>
+            </w:r>
+            <w:r>
+              <w:t xml:space="preserve"> </w:t>
+            </w:r>
+            <w:r>
+              <w:t xml:space="preserve">yang aktif. Mengaktifkan keduanya menggelembungkan</w:t>
+            </w:r>
+            <w:r>
+              <w:t xml:space="preserve"> </w:t>
+            </w:r>
+            <w:r>
+              <w:rPr>
+                <w:iCs/>
+                <w:i/>
+              </w:rPr>
+              <w:t xml:space="preserve">Gross Sales</w:t>
+            </w:r>
+            <w:r>
+              <w:t xml:space="preserve"> </w:t>
+            </w:r>
+            <w:r>
+              <w:t xml:space="preserve">dua kali.</w:t>
+            </w:r>
+          </w:p>
+        </w:tc>
+      </w:tr>
+      <w:tr>
+        <w:tc>
+          <w:tcPr/>
+          <w:p>
+            <w:pPr>
+              <w:pStyle w:val="Compact"/>
+              <w:jc w:val="left"/>
+            </w:pPr>
+            <w:r>
+              <w:t xml:space="preserve">Cron</w:t>
+            </w:r>
+            <w:r>
+              <w:t xml:space="preserve"> </w:t>
+            </w:r>
+            <w:r>
+              <w:rPr>
+                <w:iCs/>
+                <w:i/>
+              </w:rPr>
+              <w:t xml:space="preserve">Custom Asset: Post Monthly Depreciation</w:t>
+            </w:r>
+          </w:p>
+        </w:tc>
+        <w:tc>
+          <w:tcPr/>
+          <w:p>
+            <w:pPr>
+              <w:pStyle w:val="Compact"/>
+              <w:jc w:val="left"/>
+            </w:pPr>
+            <w:r>
+              <w:t xml:space="preserve">Nonaktif</w:t>
+            </w:r>
+          </w:p>
+        </w:tc>
+        <w:tc>
+          <w:tcPr/>
+          <w:p>
+            <w:pPr>
+              <w:pStyle w:val="Compact"/>
+              <w:jc w:val="left"/>
+            </w:pPr>
+            <w:r>
+              <w:t xml:space="preserve">Sekali aktif, ia langsung memposting</w:t>
             </w:r>
             <w:r>
               <w:t xml:space="preserve"> </w:t>
@@ -19383,326 +20342,50 @@
                 <w:bCs/>
                 <w:b/>
               </w:rPr>
-              <w:t xml:space="preserve">kosong</w:t>
-            </w:r>
-            <w:r>
-              <w:t xml:space="preserve"> </w:t>
-            </w:r>
-            <w:r>
-              <w:t xml:space="preserve">(0 baris) → netting MDR kartu tidak dapat berjalan.</w:t>
-            </w:r>
-            <w:r>
-              <w:br/>
+              <w:t xml:space="preserve">seluruh</w:t>
+            </w:r>
+            <w:r>
+              <w:t xml:space="preserve"> </w:t>
+            </w:r>
+            <w:r>
+              <w:t xml:space="preserve">baris depresiasi yang sudah jatuh tempo — bisa banyak sekaligus dan sulit ditarik. Finance sebaiknya posting manual dulu lewat</w:t>
+            </w:r>
+            <w:r>
+              <w:t xml:space="preserve"> </w:t>
             </w:r>
             <w:r>
               <w:rPr>
                 <w:bCs/>
                 <w:b/>
               </w:rPr>
-              <w:t xml:space="preserve">Isi di:</w:t>
-            </w:r>
-            <w:r>
-              <w:t xml:space="preserve"> </w:t>
-            </w:r>
-            <w:r>
-              <w:rPr>
-                <w:rStyle w:val="VerbatimChar"/>
-              </w:rPr>
-              <w:t xml:space="preserve">Invoicing ▸ Configuration ▸ Card BIN / MDR</w:t>
-            </w:r>
-            <w:r>
-              <w:t xml:space="preserve"> </w:t>
-            </w:r>
-            <w:r>
-              <w:t xml:space="preserve">— per skema kartu, rentang BIN, bank</w:t>
-            </w:r>
-            <w:r>
-              <w:t xml:space="preserve"> </w:t>
-            </w:r>
-            <w:r>
-              <w:rPr>
-                <w:iCs/>
-                <w:i/>
-              </w:rPr>
-              <w:t xml:space="preserve">acquirer</w:t>
-            </w:r>
-            <w:r>
-              <w:t xml:space="preserve">, dan persentase/nominal MDR.</w:t>
-            </w:r>
-          </w:p>
-        </w:tc>
-      </w:tr>
-      <w:tr>
-        <w:tc>
-          <w:tcPr/>
-          <w:p>
-            <w:pPr>
-              <w:pStyle w:val="Compact"/>
-              <w:jc w:val="left"/>
-            </w:pPr>
-            <w:r>
-              <w:t xml:space="preserve">4</w:t>
-            </w:r>
-          </w:p>
-        </w:tc>
-        <w:tc>
-          <w:tcPr/>
-          <w:p>
-            <w:pPr>
-              <w:pStyle w:val="Compact"/>
-              <w:jc w:val="left"/>
-            </w:pPr>
+              <w:t xml:space="preserve">Post Depreciation</w:t>
+            </w:r>
+            <w:r>
+              <w:t xml:space="preserve">.</w:t>
+            </w:r>
+            <w:r>
+              <w:br/>
+            </w:r>
             <w:r>
               <w:rPr>
                 <w:bCs/>
                 <w:b/>
               </w:rPr>
-              <w:t xml:space="preserve">Akumulasi Depresiasi — Kendaraan</w:t>
-            </w:r>
-          </w:p>
-        </w:tc>
-        <w:tc>
-          <w:tcPr/>
-          <w:p>
-            <w:pPr>
-              <w:pStyle w:val="Compact"/>
-              <w:jc w:val="left"/>
-            </w:pPr>
-            <w:r>
-              <w:t xml:space="preserve">SEDANG</w:t>
-            </w:r>
-          </w:p>
-        </w:tc>
-        <w:tc>
-          <w:tcPr/>
-          <w:p>
-            <w:pPr>
-              <w:pStyle w:val="Compact"/>
-              <w:jc w:val="left"/>
-            </w:pPr>
-            <w:r>
-              <w:t xml:space="preserve">Grup aset</w:t>
-            </w:r>
-            <w:r>
-              <w:t xml:space="preserve"> </w:t>
-            </w:r>
-            <w:r>
-              <w:rPr>
-                <w:iCs/>
-                <w:i/>
-              </w:rPr>
-              <w:t xml:space="preserve">Vehicles</w:t>
-            </w:r>
-            <w:r>
-              <w:t xml:space="preserve"> </w:t>
-            </w:r>
-            <w:r>
-              <w:t xml:space="preserve">tidak memiliki akun Akumulasi Depresiasi karena kode</w:t>
-            </w:r>
-            <w:r>
-              <w:t xml:space="preserve"> </w:t>
-            </w:r>
-            <w:r>
-              <w:rPr>
-                <w:rStyle w:val="VerbatimChar"/>
-              </w:rPr>
-              <w:t xml:space="preserve">1205202000</w:t>
-            </w:r>
-            <w:r>
-              <w:t xml:space="preserve"> </w:t>
-            </w:r>
-            <w:r>
-              <w:rPr>
-                <w:bCs/>
-                <w:b/>
-              </w:rPr>
-              <w:t xml:space="preserve">tidak ada di Chart of Accounts</w:t>
-            </w:r>
-            <w:r>
-              <w:t xml:space="preserve">. Depresiasi kendaraan akan gagal diposting.</w:t>
-            </w:r>
-            <w:r>
-              <w:br/>
-            </w:r>
-            <w:r>
-              <w:rPr>
-                <w:bCs/>
-                <w:b/>
-              </w:rPr>
-              <w:t xml:space="preserve">Perbaiki:</w:t>
-            </w:r>
-            <w:r>
-              <w:t xml:space="preserve"> </w:t>
-            </w:r>
-            <w:r>
-              <w:t xml:space="preserve">tambahkan akun tersebut ke CoA, lalu petakan di</w:t>
-            </w:r>
-            <w:r>
-              <w:t xml:space="preserve"> </w:t>
-            </w:r>
-            <w:r>
-              <w:rPr>
-                <w:rStyle w:val="VerbatimChar"/>
-              </w:rPr>
-              <w:t xml:space="preserve">Invoicing ▸ Assets ▸ Configuration ▸ Groups ▸ Vehicles</w:t>
-            </w:r>
-            <w:r>
-              <w:t xml:space="preserve">.</w:t>
-            </w:r>
-          </w:p>
-        </w:tc>
-      </w:tr>
-      <w:tr>
-        <w:tc>
-          <w:tcPr/>
-          <w:p>
-            <w:pPr>
-              <w:pStyle w:val="Compact"/>
-              <w:jc w:val="left"/>
-            </w:pPr>
-            <w:r>
-              <w:t xml:space="preserve">5</w:t>
-            </w:r>
-          </w:p>
-        </w:tc>
-        <w:tc>
-          <w:tcPr/>
-          <w:p>
-            <w:pPr>
-              <w:pStyle w:val="Compact"/>
-              <w:jc w:val="left"/>
-            </w:pPr>
-            <w:r>
-              <w:t xml:space="preserve">Pemetaan COA biaya audit pada Bill</w:t>
-            </w:r>
-          </w:p>
-        </w:tc>
-        <w:tc>
-          <w:tcPr/>
-          <w:p>
-            <w:pPr>
-              <w:pStyle w:val="Compact"/>
-              <w:jc w:val="left"/>
-            </w:pPr>
-            <w:r>
-              <w:t xml:space="preserve">RENDAH</w:t>
-            </w:r>
-          </w:p>
-        </w:tc>
-        <w:tc>
-          <w:tcPr/>
-          <w:p>
-            <w:pPr>
-              <w:pStyle w:val="Compact"/>
-              <w:jc w:val="left"/>
-            </w:pPr>
-            <w:r>
-              <w:t xml:space="preserve">Set akun beban pada produk/kategori terkait.</w:t>
-            </w:r>
-          </w:p>
-        </w:tc>
-      </w:tr>
-      <w:tr>
-        <w:tc>
-          <w:tcPr/>
-          <w:p>
-            <w:pPr>
-              <w:pStyle w:val="Compact"/>
-              <w:jc w:val="left"/>
-            </w:pPr>
-            <w:r>
-              <w:t xml:space="preserve">6</w:t>
-            </w:r>
-          </w:p>
-        </w:tc>
-        <w:tc>
-          <w:tcPr/>
-          <w:p>
-            <w:pPr>
-              <w:pStyle w:val="Compact"/>
-              <w:jc w:val="left"/>
-            </w:pPr>
-            <w:r>
-              <w:rPr>
-                <w:bCs/>
-                <w:b/>
-              </w:rPr>
-              <w:t xml:space="preserve">Aktivasi go-live impor otomatis</w:t>
-            </w:r>
-          </w:p>
-        </w:tc>
-        <w:tc>
-          <w:tcPr/>
-          <w:p>
-            <w:pPr>
-              <w:pStyle w:val="Compact"/>
-              <w:jc w:val="left"/>
-            </w:pPr>
-            <w:r>
-              <w:t xml:space="preserve">GO-LIVE</w:t>
-            </w:r>
-          </w:p>
-        </w:tc>
-        <w:tc>
-          <w:tcPr/>
-          <w:p>
-            <w:pPr>
-              <w:pStyle w:val="Compact"/>
-              <w:jc w:val="left"/>
-            </w:pPr>
-            <w:r>
-              <w:t xml:space="preserve">Aktifkan Scheduled Action</w:t>
-            </w:r>
-            <w:r>
-              <w:t xml:space="preserve"> </w:t>
-            </w:r>
-            <w:r>
-              <w:rPr>
-                <w:iCs/>
-                <w:i/>
-              </w:rPr>
-              <w:t xml:space="preserve">"Retail Import: poll feeds"</w:t>
-            </w:r>
-            <w:r>
-              <w:t xml:space="preserve"> </w:t>
-            </w:r>
-            <w:r>
-              <w:t xml:space="preserve">di</w:t>
-            </w:r>
-            <w:r>
-              <w:t xml:space="preserve"> </w:t>
-            </w:r>
-            <w:r>
-              <w:rPr>
-                <w:rStyle w:val="VerbatimChar"/>
-              </w:rPr>
-              <w:t xml:space="preserve">Settings ▸ Technical ▸ Scheduled Actions</w:t>
-            </w:r>
-            <w:r>
-              <w:t xml:space="preserve">. Tanpa ini, berkas yang masuk ke folder</w:t>
-            </w:r>
-            <w:r>
-              <w:t xml:space="preserve"> </w:t>
-            </w:r>
-            <w:r>
-              <w:rPr>
-                <w:iCs/>
-                <w:i/>
-              </w:rPr>
-              <w:t xml:space="preserve">drop</w:t>
-            </w:r>
-            <w:r>
-              <w:t xml:space="preserve"> </w:t>
-            </w:r>
-            <w:r>
-              <w:t xml:space="preserve">hanya akan mengendap, tidak diposting.</w:t>
+              <w:t xml:space="preserve">Konsekuensi saat ini: depresiasi tidak berjalan otomatis</w:t>
+            </w:r>
+            <w:r>
+              <w:t xml:space="preserve"> </w:t>
+            </w:r>
+            <w:r>
+              <w:t xml:space="preserve">dan harus diposting manual tiap bulan.</w:t>
             </w:r>
           </w:p>
         </w:tc>
       </w:tr>
     </w:tbl>
     <w:bookmarkEnd w:id="124"/>
-    <w:bookmarkStart w:id="128" w:name="batasan-risiko-catatan-teknis"/>
+    <w:bookmarkEnd w:id="125"/>
+    <w:bookmarkStart w:id="129" w:name="batasan-risiko-catatan-teknis"/>
     <w:p>
       <w:pPr>
         <w:pStyle w:val="Heading1"/>
@@ -19723,7 +20406,7 @@
         <w:t xml:space="preserve">Known limitations — hal-hal yang perlu diketahui sebelum go-live</w:t>
       </w:r>
     </w:p>
-    <w:bookmarkStart w:id="125" w:name="batasan-fungsional"/>
+    <w:bookmarkStart w:id="126" w:name="batasan-fungsional"/>
     <w:p>
       <w:pPr>
         <w:pStyle w:val="Heading2"/>
@@ -20050,8 +20733,8 @@
         </w:tc>
       </w:tr>
     </w:tbl>
-    <w:bookmarkEnd w:id="125"/>
-    <w:bookmarkStart w:id="126" w:name="risiko-operasional"/>
+    <w:bookmarkEnd w:id="126"/>
+    <w:bookmarkStart w:id="127" w:name="risiko-operasional"/>
     <w:p>
       <w:pPr>
         <w:pStyle w:val="Heading2"/>
@@ -20371,8 +21054,8 @@
         </w:tc>
       </w:tr>
     </w:tbl>
-    <w:bookmarkEnd w:id="126"/>
-    <w:bookmarkStart w:id="127" w:name="catatan-teknis"/>
+    <w:bookmarkEnd w:id="127"/>
+    <w:bookmarkStart w:id="128" w:name="catatan-teknis"/>
     <w:p>
       <w:pPr>
         <w:pStyle w:val="Heading2"/>
@@ -20633,9 +21316,9 @@
         <w:t xml:space="preserve">. Perlu dikonfirmasi: dibangun, atau dikeluarkan dari cakupan.</w:t>
       </w:r>
     </w:p>
-    <w:bookmarkEnd w:id="127"/>
     <w:bookmarkEnd w:id="128"/>
-    <w:bookmarkStart w:id="132" w:name="lampiran"/>
+    <w:bookmarkEnd w:id="129"/>
+    <w:bookmarkStart w:id="133" w:name="lampiran"/>
     <w:p>
       <w:pPr>
         <w:pStyle w:val="Heading1"/>
@@ -20656,7 +21339,7 @@
         <w:t xml:space="preserve">Appendix</w:t>
       </w:r>
     </w:p>
-    <w:bookmarkStart w:id="129" w:name="daftar-operating-unit"/>
+    <w:bookmarkStart w:id="130" w:name="daftar-operating-unit"/>
     <w:p>
       <w:pPr>
         <w:pStyle w:val="Heading2"/>
@@ -21294,8 +21977,8 @@
         <w:t xml:space="preserve">Catatan: terdapat pula jurnal untuk PACIFIC PLACE MALL dan PASKAL BANDUNG yang Operating Unit-nya sudah dinonaktifkan (toko tutup / belum aktif).</w:t>
       </w:r>
     </w:p>
-    <w:bookmarkEnd w:id="129"/>
-    <w:bookmarkStart w:id="130" w:name="akun-kunci"/>
+    <w:bookmarkEnd w:id="130"/>
+    <w:bookmarkStart w:id="131" w:name="akun-kunci"/>
     <w:p>
       <w:pPr>
         <w:pStyle w:val="Heading2"/>
@@ -21453,35 +22136,21 @@
             </w:pPr>
             <w:r>
               <w:rPr>
-                <w:iCs/>
-                <w:i/>
-              </w:rPr>
-              <w:t xml:space="preserve">per kategori produk</w:t>
-            </w:r>
-          </w:p>
-        </w:tc>
-        <w:tc>
-          <w:tcPr/>
-          <w:p>
-            <w:pPr>
-              <w:pStyle w:val="Compact"/>
-              <w:jc w:val="left"/>
-            </w:pPr>
-            <w:r>
-              <w:t xml:space="preserve">GR/IR Clearing — Trade (field</w:t>
-            </w:r>
-            <w:r>
-              <w:t xml:space="preserve"> </w:t>
-            </w:r>
-            <w:r>
-              <w:rPr>
-                <w:iCs/>
-                <w:i/>
-              </w:rPr>
-              <w:t xml:space="preserve">Stock Variation Account</w:t>
-            </w:r>
-            <w:r>
-              <w:t xml:space="preserve">) —</w:t>
+                <w:rStyle w:val="VerbatimChar"/>
+              </w:rPr>
+              <w:t xml:space="preserve">2103109121</w:t>
+            </w:r>
+          </w:p>
+        </w:tc>
+        <w:tc>
+          <w:tcPr/>
+          <w:p>
+            <w:pPr>
+              <w:pStyle w:val="Compact"/>
+              <w:jc w:val="left"/>
+            </w:pPr>
+            <w:r>
+              <w:t xml:space="preserve">GR/IR Clearing — Trade ·</w:t>
             </w:r>
             <w:r>
               <w:t xml:space="preserve"> </w:t>
@@ -21491,7 +22160,7 @@
                 <w:bCs/>
                 <w:b/>
               </w:rPr>
-              <w:t xml:space="preserve">belum diisi</w:t>
+              <w:t xml:space="preserve">textile</w:t>
             </w:r>
           </w:p>
         </w:tc>
@@ -21508,6 +22177,240 @@
               <w:rPr>
                 <w:rStyle w:val="VerbatimChar"/>
               </w:rPr>
+              <w:t xml:space="preserve">2103109122</w:t>
+            </w:r>
+          </w:p>
+        </w:tc>
+        <w:tc>
+          <w:tcPr/>
+          <w:p>
+            <w:pPr>
+              <w:pStyle w:val="Compact"/>
+              <w:jc w:val="left"/>
+            </w:pPr>
+            <w:r>
+              <w:t xml:space="preserve">GR/IR Clearing — Trade ·</w:t>
+            </w:r>
+            <w:r>
+              <w:t xml:space="preserve"> </w:t>
+            </w:r>
+            <w:r>
+              <w:rPr>
+                <w:bCs/>
+                <w:b/>
+              </w:rPr>
+              <w:t xml:space="preserve">footwear</w:t>
+            </w:r>
+          </w:p>
+        </w:tc>
+      </w:tr>
+      <w:tr>
+        <w:tc>
+          <w:tcPr/>
+          <w:p>
+            <w:pPr>
+              <w:pStyle w:val="Compact"/>
+              <w:jc w:val="left"/>
+            </w:pPr>
+            <w:r>
+              <w:rPr>
+                <w:rStyle w:val="VerbatimChar"/>
+              </w:rPr>
+              <w:t xml:space="preserve">2103109123</w:t>
+            </w:r>
+          </w:p>
+        </w:tc>
+        <w:tc>
+          <w:tcPr/>
+          <w:p>
+            <w:pPr>
+              <w:pStyle w:val="Compact"/>
+              <w:jc w:val="left"/>
+            </w:pPr>
+            <w:r>
+              <w:t xml:space="preserve">GR/IR Clearing — Trade ·</w:t>
+            </w:r>
+            <w:r>
+              <w:t xml:space="preserve"> </w:t>
+            </w:r>
+            <w:r>
+              <w:rPr>
+                <w:bCs/>
+                <w:b/>
+              </w:rPr>
+              <w:t xml:space="preserve">accessories</w:t>
+            </w:r>
+          </w:p>
+        </w:tc>
+      </w:tr>
+      <w:tr>
+        <w:tc>
+          <w:tcPr/>
+          <w:p>
+            <w:pPr>
+              <w:pStyle w:val="Compact"/>
+              <w:jc w:val="left"/>
+            </w:pPr>
+            <w:r>
+              <w:rPr>
+                <w:rStyle w:val="VerbatimChar"/>
+              </w:rPr>
+              <w:t xml:space="preserve">2103109124</w:t>
+            </w:r>
+          </w:p>
+        </w:tc>
+        <w:tc>
+          <w:tcPr/>
+          <w:p>
+            <w:pPr>
+              <w:pStyle w:val="Compact"/>
+              <w:jc w:val="left"/>
+            </w:pPr>
+            <w:r>
+              <w:t xml:space="preserve">GR/IR Clearing — Trade ·</w:t>
+            </w:r>
+            <w:r>
+              <w:t xml:space="preserve"> </w:t>
+            </w:r>
+            <w:r>
+              <w:rPr>
+                <w:bCs/>
+                <w:b/>
+              </w:rPr>
+              <w:t xml:space="preserve">miscellaneous</w:t>
+            </w:r>
+          </w:p>
+        </w:tc>
+      </w:tr>
+      <w:tr>
+        <w:tc>
+          <w:tcPr/>
+          <w:p>
+            <w:pPr>
+              <w:pStyle w:val="Compact"/>
+              <w:jc w:val="left"/>
+            </w:pPr>
+            <w:r>
+              <w:rPr>
+                <w:rStyle w:val="VerbatimChar"/>
+              </w:rPr>
+              <w:t xml:space="preserve">7218000001</w:t>
+            </w:r>
+          </w:p>
+        </w:tc>
+        <w:tc>
+          <w:tcPr/>
+          <w:p>
+            <w:pPr>
+              <w:pStyle w:val="Compact"/>
+              <w:jc w:val="left"/>
+            </w:pPr>
+            <w:r>
+              <w:t xml:space="preserve">Inventory write-off — akun kerugian</w:t>
+            </w:r>
+            <w:r>
+              <w:t xml:space="preserve"> </w:t>
+            </w:r>
+            <w:r>
+              <w:rPr>
+                <w:bCs/>
+                <w:b/>
+              </w:rPr>
+              <w:t xml:space="preserve">Scrap Batch</w:t>
+            </w:r>
+          </w:p>
+        </w:tc>
+      </w:tr>
+      <w:tr>
+        <w:tc>
+          <w:tcPr/>
+          <w:p>
+            <w:pPr>
+              <w:pStyle w:val="Compact"/>
+              <w:jc w:val="left"/>
+            </w:pPr>
+            <w:r>
+              <w:rPr>
+                <w:rStyle w:val="VerbatimChar"/>
+              </w:rPr>
+              <w:t xml:space="preserve">1205202000</w:t>
+            </w:r>
+          </w:p>
+        </w:tc>
+        <w:tc>
+          <w:tcPr/>
+          <w:p>
+            <w:pPr>
+              <w:pStyle w:val="Compact"/>
+              <w:jc w:val="left"/>
+            </w:pPr>
+            <w:r>
+              <w:t xml:space="preserve">Akumulasi Depresiasi —</w:t>
+            </w:r>
+            <w:r>
+              <w:t xml:space="preserve"> </w:t>
+            </w:r>
+            <w:r>
+              <w:rPr>
+                <w:bCs/>
+                <w:b/>
+              </w:rPr>
+              <w:t xml:space="preserve">Vehicles</w:t>
+            </w:r>
+          </w:p>
+        </w:tc>
+      </w:tr>
+      <w:tr>
+        <w:tc>
+          <w:tcPr/>
+          <w:p>
+            <w:pPr>
+              <w:pStyle w:val="Compact"/>
+              <w:jc w:val="left"/>
+            </w:pPr>
+            <w:r>
+              <w:rPr>
+                <w:rStyle w:val="VerbatimChar"/>
+              </w:rPr>
+              <w:t xml:space="preserve">7204102000</w:t>
+            </w:r>
+          </w:p>
+        </w:tc>
+        <w:tc>
+          <w:tcPr/>
+          <w:p>
+            <w:pPr>
+              <w:pStyle w:val="Compact"/>
+              <w:jc w:val="left"/>
+            </w:pPr>
+            <w:r>
+              <w:t xml:space="preserve">Beban Depresiasi —</w:t>
+            </w:r>
+            <w:r>
+              <w:t xml:space="preserve"> </w:t>
+            </w:r>
+            <w:r>
+              <w:rPr>
+                <w:bCs/>
+                <w:b/>
+              </w:rPr>
+              <w:t xml:space="preserve">Vehicles</w:t>
+            </w:r>
+          </w:p>
+        </w:tc>
+      </w:tr>
+      <w:tr>
+        <w:tc>
+          <w:tcPr/>
+          <w:p>
+            <w:pPr>
+              <w:pStyle w:val="Compact"/>
+              <w:jc w:val="left"/>
+            </w:pPr>
+            <w:r>
+              <w:rPr>
+                <w:rStyle w:val="VerbatimChar"/>
+              </w:rPr>
               <w:t xml:space="preserve">1102…</w:t>
             </w:r>
           </w:p>
@@ -21692,8 +22595,8 @@
         </w:tc>
       </w:tr>
     </w:tbl>
-    <w:bookmarkEnd w:id="130"/>
-    <w:bookmarkStart w:id="131" w:name="indeks-gambar"/>
+    <w:bookmarkEnd w:id="131"/>
+    <w:bookmarkStart w:id="132" w:name="indeks-gambar"/>
     <w:p>
       <w:pPr>
         <w:pStyle w:val="Heading2"/>
@@ -22117,8 +23020,8 @@
         <w:t xml:space="preserve">.</w:t>
       </w:r>
     </w:p>
-    <w:bookmarkEnd w:id="131"/>
     <w:bookmarkEnd w:id="132"/>
+    <w:bookmarkEnd w:id="133"/>
     <w:sectPr/>
   </w:body>
 </w:document>
